--- a/NOTEBOOKS/Actividad Notebook 01 – Introducción a Python.docx
+++ b/NOTEBOOKS/Actividad Notebook 01 – Introducción a Python.docx
@@ -166,7 +166,7 @@
           <w:sz w:val="28"/>
           <w:szCs w:val="20"/>
         </w:rPr>
-        <w:t>(Escribe tu nombre completo aquí)</w:t>
+        <w:t>Greivin Rojas</w:t>
       </w:r>
     </w:p>
     <w:p>
@@ -201,7 +201,7 @@
           <w:sz w:val="28"/>
           <w:szCs w:val="20"/>
         </w:rPr>
-        <w:t>(Pega aquí el enlace al repositorio público en GitHub)</w:t>
+        <w:t>https://github.com/andreyrc99/FUNDAMENTOS-DE-PYTHON/blob/main/NOTEBOOKS/NOTEBOOK%2001%20-%20Introducci%C3%B3n%20a%20Python.ipynb</w:t>
       </w:r>
     </w:p>
     <w:p>
@@ -296,7 +296,7 @@
           <w:szCs w:val="18"/>
         </w:rPr>
         <w:pict w14:anchorId="18252A81">
-          <v:rect id="_x0000_i1053" style="width:0;height:1.5pt" o:hralign="center" o:hrstd="t" o:hr="t" fillcolor="#a0a0a0" stroked="f"/>
+          <v:rect id="_x0000_i1027" style="width:0;height:1.5pt" o:hralign="center" o:hrstd="t" o:hr="t" fillcolor="#a0a0a0" stroked="f"/>
         </w:pict>
       </w:r>
     </w:p>
@@ -484,7 +484,6 @@
           <w14:ligatures w14:val="none"/>
         </w:rPr>
       </w:pPr>
-      <w:proofErr w:type="gramStart"/>
       <w:r>
         <w:rPr>
           <w:rFonts w:asciiTheme="minorHAnsi" w:eastAsia="Times New Roman" w:hAnsiTheme="minorHAnsi" w:cs="Times New Roman"/>
@@ -520,7 +519,6 @@
         <w:t>ipynb</w:t>
       </w:r>
       <w:proofErr w:type="spellEnd"/>
-      <w:proofErr w:type="gramEnd"/>
       <w:r>
         <w:rPr>
           <w:rFonts w:asciiTheme="minorHAnsi" w:eastAsia="Times New Roman" w:hAnsiTheme="minorHAnsi" w:cs="Times New Roman"/>
@@ -673,7 +671,7 @@
           <w14:ligatures w14:val="none"/>
         </w:rPr>
         <w:pict w14:anchorId="04B911BC">
-          <v:rect id="_x0000_i1051" style="width:0;height:1.5pt" o:hralign="center" o:hrstd="t" o:hr="t" stroked="f"/>
+          <v:rect id="_x0000_i1028" style="width:0;height:1.5pt" o:hralign="center" o:hrstd="t" o:hr="t" stroked="f"/>
         </w:pict>
       </w:r>
     </w:p>
@@ -800,6 +798,7 @@
           <w:lang w:val="es-CR" w:eastAsia="en-US"/>
           <w14:ligatures w14:val="none"/>
         </w:rPr>
+        <w:lastRenderedPageBreak/>
         <w:t>Correo de entrega:</w:t>
       </w:r>
       <w:r>
@@ -1071,7 +1070,7 @@
 <w:numbering xmlns:wpc="http://schemas.microsoft.com/office/word/2010/wordprocessingCanvas" xmlns:cx="http://schemas.microsoft.com/office/drawing/2014/chartex" xmlns:cx1="http://schemas.microsoft.com/office/drawing/2015/9/8/chartex" xmlns:cx2="http://schemas.microsoft.com/office/drawing/2015/10/21/chartex" xmlns:cx3="http://schemas.microsoft.com/office/drawing/2016/5/9/chartex" xmlns:cx4="http://schemas.microsoft.com/office/drawing/2016/5/10/chartex" xmlns:cx5="http://schemas.microsoft.com/office/drawing/2016/5/11/chartex" xmlns:cx6="http://schemas.microsoft.com/office/drawing/2016/5/12/chartex" xmlns:cx7="http://schemas.microsoft.com/office/drawing/2016/5/13/chartex" xmlns:cx8="http://schemas.microsoft.com/office/drawing/2016/5/14/chartex" xmlns:mc="http://schemas.openxmlformats.org/markup-compatibility/2006" xmlns:aink="http://schemas.microsoft.com/office/drawing/2016/ink" xmlns:am3d="http://schemas.microsoft.com/office/drawing/2017/model3d" xmlns:o="urn:schemas-microsoft-com:office:office" xmlns:oel="http://schemas.microsoft.com/office/2019/extlst" xmlns:r="http://schemas.openxmlformats.org/officeDocument/2006/relationships" xmlns:m="http://schemas.openxmlformats.org/officeDocument/2006/math" xmlns:v="urn:schemas-microsoft-com:vml" xmlns:wp14="http://schemas.microsoft.com/office/word/2010/wordprocessingDrawing" xmlns:wp="http://schemas.openxmlformats.org/drawingml/2006/wordprocessingDrawing" xmlns:w10="urn:schemas-microsoft-com:office:word" xmlns:w="http://schemas.openxmlformats.org/wordprocessingml/2006/main" xmlns:w14="http://schemas.microsoft.com/office/word/2010/wordml" xmlns:w15="http://schemas.microsoft.com/office/word/2012/wordml" xmlns:w16cex="http://schemas.microsoft.com/office/word/2018/wordml/cex" xmlns:w16cid="http://schemas.microsoft.com/office/word/2016/wordml/cid" xmlns:w16="http://schemas.microsoft.com/office/word/2018/wordml" xmlns:w16du="http://schemas.microsoft.com/office/word/2023/wordml/word16du" xmlns:w16sdtdh="http://schemas.microsoft.com/office/word/2020/wordml/sdtdatahash" xmlns:w16sdtfl="http://schemas.microsoft.com/office/word/2024/wordml/sdtformatlock" xmlns:w16se="http://schemas.microsoft.com/office/word/2015/wordml/symex" xmlns:wpg="http://schemas.microsoft.com/office/word/2010/wordprocessingGroup" xmlns:wpi="http://schemas.microsoft.com/office/word/2010/wordprocessingInk" xmlns:wne="http://schemas.microsoft.com/office/word/2006/wordml" xmlns:wps="http://schemas.microsoft.com/office/word/2010/wordprocessingShape" mc:Ignorable="w14 w15 w16se w16cid w16 w16cex w16sdtdh w16sdtfl w16du wp14">
   <w:numPicBullet w:numPicBulletId="0">
     <w:pict>
-      <v:rect id="_x0000_i1026" style="width:0;height:1.5pt" o:bullet="t" o:hrstd="t" o:hr="t" fillcolor="#a0a0a0" stroked="f"/>
+      <v:rect id="_x0000_i1025" style="width:0;height:1.5pt" o:bullet="t" o:hrstd="t" o:hr="t" fillcolor="#a0a0a0" stroked="f"/>
     </w:pict>
   </w:numPicBullet>
   <w:abstractNum w:abstractNumId="0" w15:restartNumberingAfterBreak="0">
@@ -3043,6 +3042,7 @@
   <w:style w:type="character" w:default="1" w:styleId="Fuentedeprrafopredeter">
     <w:name w:val="Default Paragraph Font"/>
     <w:uiPriority w:val="1"/>
+    <w:semiHidden/>
     <w:unhideWhenUsed/>
   </w:style>
   <w:style w:type="table" w:default="1" w:styleId="Tablanormal">

--- a/NOTEBOOKS/Actividad Notebook 01 – Introducción a Python.docx
+++ b/NOTEBOOKS/Actividad Notebook 01 – Introducción a Python.docx
@@ -90,7 +90,10 @@
         <w:t xml:space="preserve"> </w:t>
       </w:r>
       <w:r>
-        <w:t>04</w:t>
+        <w:t>0</w:t>
+      </w:r>
+      <w:r>
+        <w:t>5</w:t>
       </w:r>
     </w:p>
     <w:p>
@@ -251,7 +254,37 @@
           <w:szCs w:val="18"/>
           <w:lang w:val="es-CR"/>
         </w:rPr>
-        <w:t>Notebook 01 – Introducción a Python</w:t>
+        <w:t>Notebook 0</w:t>
+      </w:r>
+      <w:r>
+        <w:rPr>
+          <w:b/>
+          <w:bCs/>
+          <w:sz w:val="24"/>
+          <w:szCs w:val="18"/>
+          <w:lang w:val="es-CR"/>
+        </w:rPr>
+        <w:t>2</w:t>
+      </w:r>
+      <w:r>
+        <w:rPr>
+          <w:b/>
+          <w:bCs/>
+          <w:sz w:val="24"/>
+          <w:szCs w:val="18"/>
+          <w:lang w:val="es-CR"/>
+        </w:rPr>
+        <w:t xml:space="preserve"> –</w:t>
+      </w:r>
+      <w:r>
+        <w:rPr>
+          <w:b/>
+          <w:bCs/>
+          <w:sz w:val="24"/>
+          <w:szCs w:val="18"/>
+          <w:lang w:val="es-CR"/>
+        </w:rPr>
+        <w:t>Variables para el análisis de datos</w:t>
       </w:r>
       <w:r>
         <w:rPr>
@@ -393,10 +426,66 @@
           <w:lang w:val="en-US" w:eastAsia="en-US"/>
           <w14:ligatures w14:val="none"/>
         </w:rPr>
-        <w:t xml:space="preserve">El </w:t>
-      </w:r>
-      <w:proofErr w:type="spellStart"/>
-      <w:r>
+        <w:t>El repositorio debe incluir:</w:t>
+      </w:r>
+    </w:p>
+    <w:p>
+      <w:pPr>
+        <w:numPr>
+          <w:ilvl w:val="0"/>
+          <w:numId w:val="11"/>
+        </w:numPr>
+        <w:spacing w:before="36" w:after="36" w:line="240" w:lineRule="auto"/>
+        <w:rPr>
+          <w:rFonts w:asciiTheme="minorHAnsi" w:eastAsia="Times New Roman" w:hAnsiTheme="minorHAnsi" w:cs="Times New Roman"/>
+          <w:color w:val="auto"/>
+          <w:kern w:val="0"/>
+          <w:sz w:val="24"/>
+          <w:lang w:val="es-CR" w:eastAsia="en-US"/>
+          <w14:ligatures w14:val="none"/>
+        </w:rPr>
+      </w:pPr>
+      <w:r>
+        <w:rPr>
+          <w:rFonts w:asciiTheme="minorHAnsi" w:eastAsia="Times New Roman" w:hAnsiTheme="minorHAnsi" w:cs="Times New Roman"/>
+          <w:color w:val="auto"/>
+          <w:kern w:val="0"/>
+          <w:sz w:val="24"/>
+          <w:lang w:val="es-CR" w:eastAsia="en-US"/>
+          <w14:ligatures w14:val="none"/>
+        </w:rPr>
+        <w:t xml:space="preserve">Archivo </w:t>
+      </w:r>
+      <w:r>
+        <w:rPr>
+          <w:rFonts w:ascii="Consolas" w:eastAsia="Times New Roman" w:hAnsi="Consolas" w:cs="Times New Roman"/>
+          <w:color w:val="auto"/>
+          <w:kern w:val="0"/>
+          <w:sz w:val="22"/>
+          <w:lang w:val="es-CR" w:eastAsia="en-US"/>
+          <w14:ligatures w14:val="none"/>
+        </w:rPr>
+        <w:t>.ipynb</w:t>
+      </w:r>
+      <w:r>
+        <w:rPr>
+          <w:rFonts w:asciiTheme="minorHAnsi" w:eastAsia="Times New Roman" w:hAnsiTheme="minorHAnsi" w:cs="Times New Roman"/>
+          <w:color w:val="auto"/>
+          <w:kern w:val="0"/>
+          <w:sz w:val="24"/>
+          <w:lang w:val="es-CR" w:eastAsia="en-US"/>
+          <w14:ligatures w14:val="none"/>
+        </w:rPr>
+        <w:t xml:space="preserve"> del notebook completado.</w:t>
+      </w:r>
+    </w:p>
+    <w:p>
+      <w:pPr>
+        <w:numPr>
+          <w:ilvl w:val="0"/>
+          <w:numId w:val="11"/>
+        </w:numPr>
+        <w:spacing w:before="36" w:after="36" w:line="240" w:lineRule="auto"/>
         <w:rPr>
           <w:rFonts w:asciiTheme="minorHAnsi" w:eastAsia="Times New Roman" w:hAnsiTheme="minorHAnsi" w:cs="Times New Roman"/>
           <w:color w:val="auto"/>
@@ -405,9 +494,7 @@
           <w:lang w:val="en-US" w:eastAsia="en-US"/>
           <w14:ligatures w14:val="none"/>
         </w:rPr>
-        <w:t>repositorio</w:t>
-      </w:r>
-      <w:proofErr w:type="spellEnd"/>
+      </w:pPr>
       <w:r>
         <w:rPr>
           <w:rFonts w:asciiTheme="minorHAnsi" w:eastAsia="Times New Roman" w:hAnsiTheme="minorHAnsi" w:cs="Times New Roman"/>
@@ -417,207 +504,7 @@
           <w:lang w:val="en-US" w:eastAsia="en-US"/>
           <w14:ligatures w14:val="none"/>
         </w:rPr>
-        <w:t xml:space="preserve"> </w:t>
-      </w:r>
-      <w:proofErr w:type="spellStart"/>
-      <w:r>
-        <w:rPr>
-          <w:rFonts w:asciiTheme="minorHAnsi" w:eastAsia="Times New Roman" w:hAnsiTheme="minorHAnsi" w:cs="Times New Roman"/>
-          <w:color w:val="auto"/>
-          <w:kern w:val="0"/>
-          <w:sz w:val="24"/>
-          <w:lang w:val="en-US" w:eastAsia="en-US"/>
-          <w14:ligatures w14:val="none"/>
-        </w:rPr>
-        <w:t>debe</w:t>
-      </w:r>
-      <w:proofErr w:type="spellEnd"/>
-      <w:r>
-        <w:rPr>
-          <w:rFonts w:asciiTheme="minorHAnsi" w:eastAsia="Times New Roman" w:hAnsiTheme="minorHAnsi" w:cs="Times New Roman"/>
-          <w:color w:val="auto"/>
-          <w:kern w:val="0"/>
-          <w:sz w:val="24"/>
-          <w:lang w:val="en-US" w:eastAsia="en-US"/>
-          <w14:ligatures w14:val="none"/>
-        </w:rPr>
-        <w:t xml:space="preserve"> </w:t>
-      </w:r>
-      <w:proofErr w:type="spellStart"/>
-      <w:r>
-        <w:rPr>
-          <w:rFonts w:asciiTheme="minorHAnsi" w:eastAsia="Times New Roman" w:hAnsiTheme="minorHAnsi" w:cs="Times New Roman"/>
-          <w:color w:val="auto"/>
-          <w:kern w:val="0"/>
-          <w:sz w:val="24"/>
-          <w:lang w:val="en-US" w:eastAsia="en-US"/>
-          <w14:ligatures w14:val="none"/>
-        </w:rPr>
-        <w:t>incluir</w:t>
-      </w:r>
-      <w:proofErr w:type="spellEnd"/>
-      <w:r>
-        <w:rPr>
-          <w:rFonts w:asciiTheme="minorHAnsi" w:eastAsia="Times New Roman" w:hAnsiTheme="minorHAnsi" w:cs="Times New Roman"/>
-          <w:color w:val="auto"/>
-          <w:kern w:val="0"/>
-          <w:sz w:val="24"/>
-          <w:lang w:val="en-US" w:eastAsia="en-US"/>
-          <w14:ligatures w14:val="none"/>
-        </w:rPr>
-        <w:t>:</w:t>
-      </w:r>
-    </w:p>
-    <w:p>
-      <w:pPr>
-        <w:numPr>
-          <w:ilvl w:val="0"/>
-          <w:numId w:val="11"/>
-        </w:numPr>
-        <w:spacing w:before="36" w:after="36" w:line="240" w:lineRule="auto"/>
-        <w:rPr>
-          <w:rFonts w:asciiTheme="minorHAnsi" w:eastAsia="Times New Roman" w:hAnsiTheme="minorHAnsi" w:cs="Times New Roman"/>
-          <w:color w:val="auto"/>
-          <w:kern w:val="0"/>
-          <w:sz w:val="24"/>
-          <w:lang w:val="es-CR" w:eastAsia="en-US"/>
-          <w14:ligatures w14:val="none"/>
-        </w:rPr>
-      </w:pPr>
-      <w:r>
-        <w:rPr>
-          <w:rFonts w:asciiTheme="minorHAnsi" w:eastAsia="Times New Roman" w:hAnsiTheme="minorHAnsi" w:cs="Times New Roman"/>
-          <w:color w:val="auto"/>
-          <w:kern w:val="0"/>
-          <w:sz w:val="24"/>
-          <w:lang w:val="es-CR" w:eastAsia="en-US"/>
-          <w14:ligatures w14:val="none"/>
-        </w:rPr>
-        <w:t xml:space="preserve">Archivo </w:t>
-      </w:r>
-      <w:r>
-        <w:rPr>
-          <w:rFonts w:ascii="Consolas" w:eastAsia="Times New Roman" w:hAnsi="Consolas" w:cs="Times New Roman"/>
-          <w:color w:val="auto"/>
-          <w:kern w:val="0"/>
-          <w:sz w:val="22"/>
-          <w:lang w:val="es-CR" w:eastAsia="en-US"/>
-          <w14:ligatures w14:val="none"/>
-        </w:rPr>
-        <w:t>.</w:t>
-      </w:r>
-      <w:proofErr w:type="spellStart"/>
-      <w:r>
-        <w:rPr>
-          <w:rFonts w:ascii="Consolas" w:eastAsia="Times New Roman" w:hAnsi="Consolas" w:cs="Times New Roman"/>
-          <w:color w:val="auto"/>
-          <w:kern w:val="0"/>
-          <w:sz w:val="22"/>
-          <w:lang w:val="es-CR" w:eastAsia="en-US"/>
-          <w14:ligatures w14:val="none"/>
-        </w:rPr>
-        <w:t>ipynb</w:t>
-      </w:r>
-      <w:proofErr w:type="spellEnd"/>
-      <w:r>
-        <w:rPr>
-          <w:rFonts w:asciiTheme="minorHAnsi" w:eastAsia="Times New Roman" w:hAnsiTheme="minorHAnsi" w:cs="Times New Roman"/>
-          <w:color w:val="auto"/>
-          <w:kern w:val="0"/>
-          <w:sz w:val="24"/>
-          <w:lang w:val="es-CR" w:eastAsia="en-US"/>
-          <w14:ligatures w14:val="none"/>
-        </w:rPr>
-        <w:t xml:space="preserve"> del notebook completado.</w:t>
-      </w:r>
-    </w:p>
-    <w:p>
-      <w:pPr>
-        <w:numPr>
-          <w:ilvl w:val="0"/>
-          <w:numId w:val="11"/>
-        </w:numPr>
-        <w:spacing w:before="36" w:after="36" w:line="240" w:lineRule="auto"/>
-        <w:rPr>
-          <w:rFonts w:asciiTheme="minorHAnsi" w:eastAsia="Times New Roman" w:hAnsiTheme="minorHAnsi" w:cs="Times New Roman"/>
-          <w:color w:val="auto"/>
-          <w:kern w:val="0"/>
-          <w:sz w:val="24"/>
-          <w:lang w:val="en-US" w:eastAsia="en-US"/>
-          <w14:ligatures w14:val="none"/>
-        </w:rPr>
-      </w:pPr>
-      <w:proofErr w:type="spellStart"/>
-      <w:r>
-        <w:rPr>
-          <w:rFonts w:asciiTheme="minorHAnsi" w:eastAsia="Times New Roman" w:hAnsiTheme="minorHAnsi" w:cs="Times New Roman"/>
-          <w:color w:val="auto"/>
-          <w:kern w:val="0"/>
-          <w:sz w:val="24"/>
-          <w:lang w:val="en-US" w:eastAsia="en-US"/>
-          <w14:ligatures w14:val="none"/>
-        </w:rPr>
-        <w:t>Respuestas</w:t>
-      </w:r>
-      <w:proofErr w:type="spellEnd"/>
-      <w:r>
-        <w:rPr>
-          <w:rFonts w:asciiTheme="minorHAnsi" w:eastAsia="Times New Roman" w:hAnsiTheme="minorHAnsi" w:cs="Times New Roman"/>
-          <w:color w:val="auto"/>
-          <w:kern w:val="0"/>
-          <w:sz w:val="24"/>
-          <w:lang w:val="en-US" w:eastAsia="en-US"/>
-          <w14:ligatures w14:val="none"/>
-        </w:rPr>
-        <w:t xml:space="preserve"> y </w:t>
-      </w:r>
-      <w:proofErr w:type="spellStart"/>
-      <w:r>
-        <w:rPr>
-          <w:rFonts w:asciiTheme="minorHAnsi" w:eastAsia="Times New Roman" w:hAnsiTheme="minorHAnsi" w:cs="Times New Roman"/>
-          <w:color w:val="auto"/>
-          <w:kern w:val="0"/>
-          <w:sz w:val="24"/>
-          <w:lang w:val="en-US" w:eastAsia="en-US"/>
-          <w14:ligatures w14:val="none"/>
-        </w:rPr>
-        <w:t>ejercicios</w:t>
-      </w:r>
-      <w:proofErr w:type="spellEnd"/>
-      <w:r>
-        <w:rPr>
-          <w:rFonts w:asciiTheme="minorHAnsi" w:eastAsia="Times New Roman" w:hAnsiTheme="minorHAnsi" w:cs="Times New Roman"/>
-          <w:color w:val="auto"/>
-          <w:kern w:val="0"/>
-          <w:sz w:val="24"/>
-          <w:lang w:val="en-US" w:eastAsia="en-US"/>
-          <w14:ligatures w14:val="none"/>
-        </w:rPr>
-        <w:t xml:space="preserve"> </w:t>
-      </w:r>
-      <w:proofErr w:type="spellStart"/>
-      <w:r>
-        <w:rPr>
-          <w:rFonts w:asciiTheme="minorHAnsi" w:eastAsia="Times New Roman" w:hAnsiTheme="minorHAnsi" w:cs="Times New Roman"/>
-          <w:color w:val="auto"/>
-          <w:kern w:val="0"/>
-          <w:sz w:val="24"/>
-          <w:lang w:val="en-US" w:eastAsia="en-US"/>
-          <w14:ligatures w14:val="none"/>
-        </w:rPr>
-        <w:t>desarrollados</w:t>
-      </w:r>
-      <w:proofErr w:type="spellEnd"/>
-      <w:r>
-        <w:rPr>
-          <w:rFonts w:asciiTheme="minorHAnsi" w:eastAsia="Times New Roman" w:hAnsiTheme="minorHAnsi" w:cs="Times New Roman"/>
-          <w:color w:val="auto"/>
-          <w:kern w:val="0"/>
-          <w:sz w:val="24"/>
-          <w:lang w:val="en-US" w:eastAsia="en-US"/>
-          <w14:ligatures w14:val="none"/>
-        </w:rPr>
-        <w:t>.</w:t>
+        <w:t>Respuestas y ejercicios desarrollados.</w:t>
       </w:r>
     </w:p>
     <w:p>

--- a/NOTEBOOKS/Actividad Notebook 01 – Introducción a Python.docx
+++ b/NOTEBOOKS/Actividad Notebook 01 – Introducción a Python.docx
@@ -93,7 +93,7 @@
         <w:t>0</w:t>
       </w:r>
       <w:r>
-        <w:t>5</w:t>
+        <w:t>8</w:t>
       </w:r>
     </w:p>
     <w:p>
@@ -103,7 +103,7 @@
       </w:pPr>
       <w:r>
         <w:pict w14:anchorId="08C7A8AD">
-          <v:rect id="_x0000_i1026" style="width:0;height:1.5pt" o:hrstd="t" o:hr="t" fillcolor="#a0a0a0" stroked="f"/>
+          <v:rect id="_x0000_i1025" style="width:0;height:1.5pt" o:hrstd="t" o:hr="t" fillcolor="#a0a0a0" stroked="f"/>
         </w:pict>
       </w:r>
     </w:p>
@@ -134,7 +134,7 @@
           <w:sz w:val="28"/>
           <w:szCs w:val="20"/>
         </w:rPr>
-        <w:t>NOTEBOOK 01 - Introducción a Python</w:t>
+        <w:t>NOTEBOOK 05 - Verificador Básico Semana 08</w:t>
       </w:r>
     </w:p>
     <w:p>
@@ -233,103 +233,73 @@
         <w:spacing w:after="160"/>
         <w:ind w:left="0"/>
         <w:rPr>
+          <w:b/>
+          <w:bCs/>
+          <w:sz w:val="28"/>
+          <w:szCs w:val="20"/>
+        </w:rPr>
+      </w:pPr>
+      <w:r>
+        <w:rPr>
           <w:sz w:val="24"/>
           <w:szCs w:val="18"/>
           <w:lang w:val="es-CR"/>
         </w:rPr>
-      </w:pPr>
+        <w:t xml:space="preserve">Durante la clase, el estudiante deberá completar </w:t>
+      </w:r>
+      <w:r>
+        <w:rPr>
+          <w:b/>
+          <w:bCs/>
+          <w:sz w:val="22"/>
+          <w:szCs w:val="16"/>
+        </w:rPr>
+        <w:t>NOTEBOOK 05 - Verificador Básico Semana 08</w:t>
+      </w:r>
       <w:r>
         <w:rPr>
           <w:sz w:val="24"/>
           <w:szCs w:val="18"/>
           <w:lang w:val="es-CR"/>
         </w:rPr>
-        <w:t xml:space="preserve">Durante la clase, el estudiante deberá completar el </w:t>
-      </w:r>
-      <w:r>
-        <w:rPr>
-          <w:b/>
-          <w:bCs/>
+        <w:t>, resolviendo las actividades indicadas en las celdas correspondientes.</w:t>
+      </w:r>
+    </w:p>
+    <w:p>
+      <w:pPr>
+        <w:spacing w:after="160"/>
+        <w:ind w:left="0"/>
+        <w:rPr>
           <w:sz w:val="24"/>
           <w:szCs w:val="18"/>
           <w:lang w:val="es-CR"/>
         </w:rPr>
-        <w:t>Notebook 0</w:t>
-      </w:r>
-      <w:r>
-        <w:rPr>
-          <w:b/>
-          <w:bCs/>
+      </w:pPr>
+      <w:r>
+        <w:rPr>
           <w:sz w:val="24"/>
           <w:szCs w:val="18"/>
           <w:lang w:val="es-CR"/>
         </w:rPr>
-        <w:t>2</w:t>
-      </w:r>
-      <w:r>
-        <w:rPr>
-          <w:b/>
-          <w:bCs/>
+        <w:t>El notebook debe quedar completo, con el código ejecutado y las respuestas solicitadas.</w:t>
+      </w:r>
+    </w:p>
+    <w:p>
+      <w:pPr>
+        <w:spacing w:after="160"/>
+        <w:ind w:left="0"/>
+        <w:rPr>
           <w:sz w:val="24"/>
           <w:szCs w:val="18"/>
-          <w:lang w:val="es-CR"/>
-        </w:rPr>
-        <w:t xml:space="preserve"> –</w:t>
-      </w:r>
-      <w:r>
-        <w:rPr>
-          <w:b/>
-          <w:bCs/>
+        </w:rPr>
+      </w:pPr>
+      <w:r>
+        <w:rPr>
           <w:sz w:val="24"/>
           <w:szCs w:val="18"/>
-          <w:lang w:val="es-CR"/>
-        </w:rPr>
-        <w:t>Variables para el análisis de datos</w:t>
-      </w:r>
-      <w:r>
-        <w:rPr>
-          <w:sz w:val="24"/>
-          <w:szCs w:val="18"/>
-          <w:lang w:val="es-CR"/>
-        </w:rPr>
-        <w:t>, resolviendo las actividades indicadas en las celdas correspondientes.</w:t>
-      </w:r>
-    </w:p>
-    <w:p>
-      <w:pPr>
-        <w:spacing w:after="160"/>
-        <w:ind w:left="0"/>
-        <w:rPr>
-          <w:sz w:val="24"/>
-          <w:szCs w:val="18"/>
-          <w:lang w:val="es-CR"/>
-        </w:rPr>
-      </w:pPr>
-      <w:r>
-        <w:rPr>
-          <w:sz w:val="24"/>
-          <w:szCs w:val="18"/>
-          <w:lang w:val="es-CR"/>
-        </w:rPr>
-        <w:t>El notebook debe quedar completo, con el código ejecutado y las respuestas solicitadas.</w:t>
-      </w:r>
-    </w:p>
-    <w:p>
-      <w:pPr>
-        <w:spacing w:after="160"/>
-        <w:ind w:left="0"/>
-        <w:rPr>
-          <w:sz w:val="24"/>
-          <w:szCs w:val="18"/>
-        </w:rPr>
-      </w:pPr>
-      <w:r>
-        <w:rPr>
-          <w:sz w:val="24"/>
-          <w:szCs w:val="18"/>
         </w:rPr>
         <w:pict w14:anchorId="18252A81">
-          <v:rect id="_x0000_i1027" style="width:0;height:1.5pt" o:hralign="center" o:hrstd="t" o:hr="t" fillcolor="#a0a0a0" stroked="f"/>
+          <v:rect id="_x0000_i1026" style="width:0;height:1.5pt" o:hralign="center" o:hrstd="t" o:hr="t" fillcolor="#a0a0a0" stroked="f"/>
         </w:pict>
       </w:r>
     </w:p>
@@ -558,7 +528,7 @@
           <w14:ligatures w14:val="none"/>
         </w:rPr>
         <w:pict w14:anchorId="04B911BC">
-          <v:rect id="_x0000_i1028" style="width:0;height:1.5pt" o:hralign="center" o:hrstd="t" o:hr="t" stroked="f"/>
+          <v:rect id="_x0000_i1027" style="width:0;height:1.5pt" o:hralign="center" o:hrstd="t" o:hr="t" stroked="f"/>
         </w:pict>
       </w:r>
     </w:p>
@@ -2850,6 +2820,7 @@
   <w:style w:type="paragraph" w:default="1" w:styleId="Normal">
     <w:name w:val="Normal"/>
     <w:qFormat/>
+    <w:rsid w:val="00015217"/>
     <w:pPr>
       <w:spacing w:after="0" w:line="259" w:lineRule="auto"/>
       <w:ind w:left="1474"/>
